--- a/Video Game Design - year/Unit 4 - Player Controls & Input/Daily Lesson Plans/Word/Day 10.docx
+++ b/Video Game Design - year/Unit 4 - Player Controls & Input/Daily Lesson Plans/Word/Day 10.docx
@@ -50,16 +50,19 @@
               </w:rPr>
               <w:t xml:space="preserve">Video Game Design — Full Year</w:t>
             </w:r>
-          </w:p>
-          <w:p>
-            <w:pPr>
-              <w:spacing w:before="40"/>
-              <w:jc w:val="center"/>
-            </w:pPr>
-            <w:r>
-              <w:rPr>
-                <w:rFonts w:ascii="Arial" w:cs="Arial" w:eastAsia="Arial" w:hAnsi="Arial"/>
-                <w:color w:val="D1C4E9"/>
+            <w:r>
+              <w:rPr>
+                <w:rFonts w:ascii="Arial" w:cs="Arial" w:eastAsia="Arial" w:hAnsi="Arial"/>
+                <w:sz w:val="16"/>
+                <w:szCs w:val="16"/>
+              </w:rPr>
+              <w:br/>
+              <w:t xml:space="preserve"/>
+            </w:r>
+            <w:r>
+              <w:rPr>
+                <w:rFonts w:ascii="Arial" w:cs="Arial" w:eastAsia="Arial" w:hAnsi="Arial"/>
+                <w:color w:val="CE93D8"/>
                 <w:sz w:val="16"/>
                 <w:szCs w:val="16"/>
               </w:rPr>
@@ -83,7 +86,7 @@
           <w:rFonts w:ascii="Arial" w:cs="Arial" w:eastAsia="Arial" w:hAnsi="Arial"/>
           <w:b/>
           <w:bCs/>
-          <w:color w:val="311B56"/>
+          <w:color w:val="5B2D8E"/>
           <w:sz w:val="32"/>
           <w:szCs w:val="32"/>
         </w:rPr>
@@ -261,9 +264,9 @@
               <w:right w:val="single" w:color="CCCCCC" w:sz="1"/>
             </w:tcBorders>
             <w:tcMar>
-              <w:top w:type="dxa" w:w="60"/>
+              <w:top w:type="dxa" w:w="80"/>
               <w:left w:type="dxa" w:w="120"/>
-              <w:bottom w:type="dxa" w:w="60"/>
+              <w:bottom w:type="dxa" w:w="80"/>
               <w:right w:type="dxa" w:w="120"/>
             </w:tcMar>
           </w:tcPr>
@@ -290,20 +293,213 @@
               <w:right w:val="single" w:color="CCCCCC" w:sz="1"/>
             </w:tcBorders>
             <w:tcMar>
-              <w:top w:type="dxa" w:w="60"/>
+              <w:top w:type="dxa" w:w="80"/>
               <w:left w:type="dxa" w:w="120"/>
-              <w:bottom w:type="dxa" w:w="60"/>
+              <w:bottom w:type="dxa" w:w="80"/>
               <w:right w:type="dxa" w:w="120"/>
             </w:tcMar>
           </w:tcPr>
           <w:p>
-            <w:r>
-              <w:rPr>
-                <w:rFonts w:ascii="Arial" w:cs="Arial" w:eastAsia="Arial" w:hAnsi="Arial"/>
-                <w:sz w:val="20"/>
-                <w:szCs w:val="20"/>
+            <w:pPr>
+              <w:spacing w:after="80" w:before="80"/>
+            </w:pPr>
+            <w:r>
+              <w:rPr>
+                <w:rFonts w:ascii="Arial" w:cs="Arial" w:eastAsia="Arial" w:hAnsi="Arial"/>
+                <w:b/>
+                <w:bCs/>
+                <w:i w:val="false"/>
+                <w:iCs w:val="false"/>
+                <w:color w:val="000000"/>
+                <w:sz w:val="22"/>
+                <w:szCs w:val="22"/>
               </w:rPr>
               <w:t xml:space="preserve">Bell Ringer / Review</w:t>
+            </w:r>
+            <w:r>
+              <w:rPr>
+                <w:rFonts w:ascii="Arial" w:cs="Arial" w:eastAsia="Arial" w:hAnsi="Arial"/>
+                <w:sz w:val="20"/>
+                <w:szCs w:val="20"/>
+              </w:rPr>
+              <w:br/>
+              <w:t xml:space="preserve"/>
+            </w:r>
+            <w:r>
+              <w:rPr>
+                <w:rFonts w:ascii="Arial" w:cs="Arial" w:eastAsia="Arial" w:hAnsi="Arial"/>
+                <w:sz w:val="20"/>
+                <w:szCs w:val="20"/>
+              </w:rPr>
+              <w:br/>
+              <w:t xml:space="preserve"/>
+            </w:r>
+            <w:r>
+              <w:rPr>
+                <w:rFonts w:ascii="Arial" w:cs="Arial" w:eastAsia="Arial" w:hAnsi="Arial"/>
+                <w:b/>
+                <w:bCs/>
+                <w:i w:val="false"/>
+                <w:iCs w:val="false"/>
+                <w:color w:val="000000"/>
+                <w:sz w:val="20"/>
+                <w:szCs w:val="20"/>
+              </w:rPr>
+              <w:t xml:space="preserve">Quick Write </w:t>
+            </w:r>
+            <w:r>
+              <w:rPr>
+                <w:rFonts w:ascii="Arial" w:cs="Arial" w:eastAsia="Arial" w:hAnsi="Arial"/>
+                <w:b w:val="false"/>
+                <w:bCs w:val="false"/>
+                <w:i w:val="false"/>
+                <w:iCs w:val="false"/>
+                <w:color w:val="000000"/>
+                <w:sz w:val="20"/>
+                <w:szCs w:val="20"/>
+              </w:rPr>
+              <w:t xml:space="preserve">(3 min — written or verbal):</w:t>
+            </w:r>
+            <w:r>
+              <w:rPr>
+                <w:rFonts w:ascii="Arial" w:cs="Arial" w:eastAsia="Arial" w:hAnsi="Arial"/>
+                <w:sz w:val="20"/>
+                <w:szCs w:val="20"/>
+              </w:rPr>
+              <w:br/>
+              <w:t xml:space="preserve"/>
+            </w:r>
+            <w:r>
+              <w:rPr>
+                <w:rFonts w:ascii="Arial" w:cs="Arial" w:eastAsia="Arial" w:hAnsi="Arial"/>
+                <w:b w:val="false"/>
+                <w:bCs w:val="false"/>
+                <w:i w:val="false"/>
+                <w:iCs w:val="false"/>
+                <w:color w:val="000000"/>
+                <w:sz w:val="20"/>
+                <w:szCs w:val="20"/>
+              </w:rPr>
+              <w:t xml:space="preserve">    In your own words: Convert screen clicks to world positions and use raycasts to detect what the player clicked?</w:t>
+            </w:r>
+            <w:r>
+              <w:rPr>
+                <w:rFonts w:ascii="Arial" w:cs="Arial" w:eastAsia="Arial" w:hAnsi="Arial"/>
+                <w:sz w:val="20"/>
+                <w:szCs w:val="20"/>
+              </w:rPr>
+              <w:br/>
+              <w:t xml:space="preserve"/>
+            </w:r>
+            <w:r>
+              <w:rPr>
+                <w:rFonts w:ascii="Arial" w:cs="Arial" w:eastAsia="Arial" w:hAnsi="Arial"/>
+                <w:sz w:val="20"/>
+                <w:szCs w:val="20"/>
+              </w:rPr>
+              <w:br/>
+              <w:t xml:space="preserve"/>
+            </w:r>
+            <w:r>
+              <w:rPr>
+                <w:rFonts w:ascii="Arial" w:cs="Arial" w:eastAsia="Arial" w:hAnsi="Arial"/>
+                <w:b/>
+                <w:bCs/>
+                <w:i w:val="false"/>
+                <w:iCs w:val="false"/>
+                <w:color w:val="000000"/>
+                <w:sz w:val="20"/>
+                <w:szCs w:val="20"/>
+              </w:rPr>
+              <w:t xml:space="preserve">Vocabulary Preview — </w:t>
+            </w:r>
+            <w:r>
+              <w:rPr>
+                <w:rFonts w:ascii="Arial" w:cs="Arial" w:eastAsia="Arial" w:hAnsi="Arial"/>
+                <w:b w:val="false"/>
+                <w:bCs w:val="false"/>
+                <w:i w:val="false"/>
+                <w:iCs w:val="false"/>
+                <w:color w:val="000000"/>
+                <w:sz w:val="20"/>
+                <w:szCs w:val="20"/>
+              </w:rPr>
+              <w:t xml:space="preserve">terms we'll use today:</w:t>
+            </w:r>
+            <w:r>
+              <w:rPr>
+                <w:rFonts w:ascii="Arial" w:cs="Arial" w:eastAsia="Arial" w:hAnsi="Arial"/>
+                <w:sz w:val="20"/>
+                <w:szCs w:val="20"/>
+              </w:rPr>
+              <w:br/>
+              <w:t xml:space="preserve"/>
+            </w:r>
+            <w:r>
+              <w:rPr>
+                <w:rFonts w:ascii="Arial" w:cs="Arial" w:eastAsia="Arial" w:hAnsi="Arial"/>
+                <w:b w:val="false"/>
+                <w:bCs w:val="false"/>
+                <w:i w:val="false"/>
+                <w:iCs w:val="false"/>
+                <w:color w:val="000000"/>
+                <w:sz w:val="20"/>
+                <w:szCs w:val="20"/>
+              </w:rPr>
+              <w:t xml:space="preserve">    • Screen-to-World Conversion   •   Raycasting   •   Optimization   •   Create Player &amp; Ground   •   Set Up Layers   •   Add ClickToMove Script</w:t>
+            </w:r>
+            <w:r>
+              <w:rPr>
+                <w:rFonts w:ascii="Arial" w:cs="Arial" w:eastAsia="Arial" w:hAnsi="Arial"/>
+                <w:sz w:val="20"/>
+                <w:szCs w:val="20"/>
+              </w:rPr>
+              <w:br/>
+              <w:t xml:space="preserve"/>
+            </w:r>
+            <w:r>
+              <w:rPr>
+                <w:rFonts w:ascii="Arial" w:cs="Arial" w:eastAsia="Arial" w:hAnsi="Arial"/>
+                <w:sz w:val="20"/>
+                <w:szCs w:val="20"/>
+              </w:rPr>
+              <w:br/>
+              <w:t xml:space="preserve"/>
+            </w:r>
+            <w:r>
+              <w:rPr>
+                <w:rFonts w:ascii="Arial" w:cs="Arial" w:eastAsia="Arial" w:hAnsi="Arial"/>
+                <w:b w:val="false"/>
+                <w:bCs w:val="false"/>
+                <w:i/>
+                <w:iCs/>
+                <w:color w:val="444444"/>
+                <w:sz w:val="20"/>
+                <w:szCs w:val="20"/>
+              </w:rPr>
+              <w:t xml:space="preserve">Today's Goal: By the end of class you will be able to convert screen clicks to world positions and use raycasts to detect what the player clicked.</w:t>
+            </w:r>
+            <w:r>
+              <w:rPr>
+                <w:rFonts w:ascii="Arial" w:cs="Arial" w:eastAsia="Arial" w:hAnsi="Arial"/>
+                <w:sz w:val="20"/>
+                <w:szCs w:val="20"/>
+              </w:rPr>
+              <w:br/>
+              <w:t xml:space="preserve"/>
+            </w:r>
+            <w:r>
+              <w:rPr>
+                <w:rFonts w:ascii="Arial" w:cs="Arial" w:eastAsia="Arial" w:hAnsi="Arial"/>
+                <w:b w:val="false"/>
+                <w:bCs w:val="false"/>
+                <w:i/>
+                <w:iCs/>
+                <w:color w:val="555555"/>
+                <w:sz w:val="20"/>
+                <w:szCs w:val="20"/>
+              </w:rPr>
+              <w:t xml:space="preserve">→ Pair-share your response, then 2–3 students share with the class.</w:t>
             </w:r>
           </w:p>
         </w:tc>
@@ -319,9 +515,9 @@
               <w:right w:val="single" w:color="CCCCCC" w:sz="1"/>
             </w:tcBorders>
             <w:tcMar>
-              <w:top w:type="dxa" w:w="60"/>
+              <w:top w:type="dxa" w:w="80"/>
               <w:left w:type="dxa" w:w="120"/>
-              <w:bottom w:type="dxa" w:w="60"/>
+              <w:bottom w:type="dxa" w:w="80"/>
               <w:right w:type="dxa" w:w="120"/>
             </w:tcMar>
           </w:tcPr>
@@ -348,20 +544,358 @@
               <w:right w:val="single" w:color="CCCCCC" w:sz="1"/>
             </w:tcBorders>
             <w:tcMar>
-              <w:top w:type="dxa" w:w="60"/>
+              <w:top w:type="dxa" w:w="80"/>
               <w:left w:type="dxa" w:w="120"/>
-              <w:bottom w:type="dxa" w:w="60"/>
+              <w:bottom w:type="dxa" w:w="80"/>
               <w:right w:type="dxa" w:w="120"/>
             </w:tcMar>
           </w:tcPr>
           <w:p>
-            <w:r>
-              <w:rPr>
-                <w:rFonts w:ascii="Arial" w:cs="Arial" w:eastAsia="Arial" w:hAnsi="Arial"/>
-                <w:sz w:val="20"/>
-                <w:szCs w:val="20"/>
-              </w:rPr>
-              <w:t xml:space="preserve">Mini Lesson: Screen-to-World Conversion &amp; Raycasting</w:t>
+            <w:pPr>
+              <w:spacing w:after="80" w:before="80"/>
+            </w:pPr>
+            <w:r>
+              <w:rPr>
+                <w:rFonts w:ascii="Arial" w:cs="Arial" w:eastAsia="Arial" w:hAnsi="Arial"/>
+                <w:b/>
+                <w:bCs/>
+                <w:i w:val="false"/>
+                <w:iCs w:val="false"/>
+                <w:color w:val="000000"/>
+                <w:sz w:val="22"/>
+                <w:szCs w:val="22"/>
+              </w:rPr>
+              <w:t xml:space="preserve">Mini Lesson: </w:t>
+            </w:r>
+            <w:r>
+              <w:rPr>
+                <w:rFonts w:ascii="Arial" w:cs="Arial" w:eastAsia="Arial" w:hAnsi="Arial"/>
+                <w:b w:val="false"/>
+                <w:bCs w:val="false"/>
+                <w:i w:val="false"/>
+                <w:iCs w:val="false"/>
+                <w:color w:val="000000"/>
+                <w:sz w:val="22"/>
+                <w:szCs w:val="22"/>
+              </w:rPr>
+              <w:t xml:space="preserve">Screen-to-World Conversion &amp; Raycasting</w:t>
+            </w:r>
+            <w:r>
+              <w:rPr>
+                <w:rFonts w:ascii="Arial" w:cs="Arial" w:eastAsia="Arial" w:hAnsi="Arial"/>
+                <w:sz w:val="20"/>
+                <w:szCs w:val="20"/>
+              </w:rPr>
+              <w:br/>
+              <w:t xml:space="preserve"/>
+            </w:r>
+            <w:r>
+              <w:rPr>
+                <w:rFonts w:ascii="Arial" w:cs="Arial" w:eastAsia="Arial" w:hAnsi="Arial"/>
+                <w:sz w:val="20"/>
+                <w:szCs w:val="20"/>
+              </w:rPr>
+              <w:br/>
+              <w:t xml:space="preserve"/>
+            </w:r>
+            <w:r>
+              <w:rPr>
+                <w:rFonts w:ascii="Arial" w:cs="Arial" w:eastAsia="Arial" w:hAnsi="Arial"/>
+                <w:b/>
+                <w:bCs/>
+                <w:i/>
+                <w:iCs/>
+                <w:color w:val="000000"/>
+                <w:sz w:val="20"/>
+                <w:szCs w:val="20"/>
+              </w:rPr>
+              <w:t xml:space="preserve">Learning Target: </w:t>
+            </w:r>
+            <w:r>
+              <w:rPr>
+                <w:rFonts w:ascii="Arial" w:cs="Arial" w:eastAsia="Arial" w:hAnsi="Arial"/>
+                <w:b w:val="false"/>
+                <w:bCs w:val="false"/>
+                <w:i/>
+                <w:iCs/>
+                <w:color w:val="333333"/>
+                <w:sz w:val="20"/>
+                <w:szCs w:val="20"/>
+              </w:rPr>
+              <w:t xml:space="preserve">I can convert screen clicks to world positions and use raycasts to detect what the player clicked.</w:t>
+            </w:r>
+            <w:r>
+              <w:rPr>
+                <w:rFonts w:ascii="Arial" w:cs="Arial" w:eastAsia="Arial" w:hAnsi="Arial"/>
+                <w:sz w:val="20"/>
+                <w:szCs w:val="20"/>
+              </w:rPr>
+              <w:br/>
+              <w:t xml:space="preserve"/>
+            </w:r>
+            <w:r>
+              <w:rPr>
+                <w:rFonts w:ascii="Arial" w:cs="Arial" w:eastAsia="Arial" w:hAnsi="Arial"/>
+                <w:sz w:val="20"/>
+                <w:szCs w:val="20"/>
+              </w:rPr>
+              <w:br/>
+              <w:t xml:space="preserve"/>
+            </w:r>
+            <w:r>
+              <w:rPr>
+                <w:rFonts w:ascii="Arial" w:cs="Arial" w:eastAsia="Arial" w:hAnsi="Arial"/>
+                <w:b w:val="false"/>
+                <w:bCs w:val="false"/>
+                <w:i w:val="false"/>
+                <w:iCs w:val="false"/>
+                <w:color w:val="000000"/>
+                <w:sz w:val="20"/>
+                <w:szCs w:val="20"/>
+              </w:rPr>
+              <w:t xml:space="preserve">1. Get mouse position in screen space: Input.mousePosition</w:t>
+            </w:r>
+            <w:r>
+              <w:rPr>
+                <w:rFonts w:ascii="Arial" w:cs="Arial" w:eastAsia="Arial" w:hAnsi="Arial"/>
+                <w:sz w:val="20"/>
+                <w:szCs w:val="20"/>
+              </w:rPr>
+              <w:br/>
+              <w:t xml:space="preserve"/>
+            </w:r>
+            <w:r>
+              <w:rPr>
+                <w:rFonts w:ascii="Arial" w:cs="Arial" w:eastAsia="Arial" w:hAnsi="Arial"/>
+                <w:b w:val="false"/>
+                <w:bCs w:val="false"/>
+                <w:i w:val="false"/>
+                <w:iCs w:val="false"/>
+                <w:color w:val="000000"/>
+                <w:sz w:val="20"/>
+                <w:szCs w:val="20"/>
+              </w:rPr>
+              <w:t xml:space="preserve">2. Convert to world ray: Camera.main.ScreenPointToRay(mousePos)</w:t>
+            </w:r>
+            <w:r>
+              <w:rPr>
+                <w:rFonts w:ascii="Arial" w:cs="Arial" w:eastAsia="Arial" w:hAnsi="Arial"/>
+                <w:sz w:val="20"/>
+                <w:szCs w:val="20"/>
+              </w:rPr>
+              <w:br/>
+              <w:t xml:space="preserve"/>
+            </w:r>
+            <w:r>
+              <w:rPr>
+                <w:rFonts w:ascii="Arial" w:cs="Arial" w:eastAsia="Arial" w:hAnsi="Arial"/>
+                <w:sz w:val="20"/>
+                <w:szCs w:val="20"/>
+              </w:rPr>
+              <w:br/>
+              <w:t xml:space="preserve"/>
+            </w:r>
+            <w:r>
+              <w:rPr>
+                <w:rFonts w:ascii="Arial" w:cs="Arial" w:eastAsia="Arial" w:hAnsi="Arial"/>
+                <w:b/>
+                <w:bCs/>
+                <w:i w:val="false"/>
+                <w:iCs w:val="false"/>
+                <w:color w:val="000000"/>
+                <w:sz w:val="20"/>
+                <w:szCs w:val="20"/>
+              </w:rPr>
+              <w:t xml:space="preserve">Key Concepts:</w:t>
+            </w:r>
+            <w:r>
+              <w:rPr>
+                <w:rFonts w:ascii="Arial" w:cs="Arial" w:eastAsia="Arial" w:hAnsi="Arial"/>
+                <w:sz w:val="20"/>
+                <w:szCs w:val="20"/>
+              </w:rPr>
+              <w:br/>
+              <w:t xml:space="preserve"/>
+            </w:r>
+            <w:r>
+              <w:rPr>
+                <w:rFonts w:ascii="Arial" w:cs="Arial" w:eastAsia="Arial" w:hAnsi="Arial"/>
+                <w:b w:val="false"/>
+                <w:bCs w:val="false"/>
+                <w:i w:val="false"/>
+                <w:iCs w:val="false"/>
+                <w:color w:val="000000"/>
+                <w:sz w:val="20"/>
+                <w:szCs w:val="20"/>
+              </w:rPr>
+              <w:t xml:space="preserve">    • Click-to-move games (*Diablo, StarCraft*)</w:t>
+            </w:r>
+            <w:r>
+              <w:rPr>
+                <w:rFonts w:ascii="Arial" w:cs="Arial" w:eastAsia="Arial" w:hAnsi="Arial"/>
+                <w:sz w:val="20"/>
+                <w:szCs w:val="20"/>
+              </w:rPr>
+              <w:br/>
+              <w:t xml:space="preserve"/>
+            </w:r>
+            <w:r>
+              <w:rPr>
+                <w:rFonts w:ascii="Arial" w:cs="Arial" w:eastAsia="Arial" w:hAnsi="Arial"/>
+                <w:b w:val="false"/>
+                <w:bCs w:val="false"/>
+                <w:i w:val="false"/>
+                <w:iCs w:val="false"/>
+                <w:color w:val="000000"/>
+                <w:sz w:val="20"/>
+                <w:szCs w:val="20"/>
+              </w:rPr>
+              <w:t xml:space="preserve">    • Weapon aiming</w:t>
+            </w:r>
+            <w:r>
+              <w:rPr>
+                <w:rFonts w:ascii="Arial" w:cs="Arial" w:eastAsia="Arial" w:hAnsi="Arial"/>
+                <w:sz w:val="20"/>
+                <w:szCs w:val="20"/>
+              </w:rPr>
+              <w:br/>
+              <w:t xml:space="preserve"/>
+            </w:r>
+            <w:r>
+              <w:rPr>
+                <w:rFonts w:ascii="Arial" w:cs="Arial" w:eastAsia="Arial" w:hAnsi="Arial"/>
+                <w:b w:val="false"/>
+                <w:bCs w:val="false"/>
+                <w:i w:val="false"/>
+                <w:iCs w:val="false"/>
+                <w:color w:val="000000"/>
+                <w:sz w:val="20"/>
+                <w:szCs w:val="20"/>
+              </w:rPr>
+              <w:t xml:space="preserve">    • UI raycasting</w:t>
+            </w:r>
+            <w:r>
+              <w:rPr>
+                <w:rFonts w:ascii="Arial" w:cs="Arial" w:eastAsia="Arial" w:hAnsi="Arial"/>
+                <w:sz w:val="20"/>
+                <w:szCs w:val="20"/>
+              </w:rPr>
+              <w:br/>
+              <w:t xml:space="preserve"/>
+            </w:r>
+            <w:r>
+              <w:rPr>
+                <w:rFonts w:ascii="Arial" w:cs="Arial" w:eastAsia="Arial" w:hAnsi="Arial"/>
+                <w:sz w:val="20"/>
+                <w:szCs w:val="20"/>
+              </w:rPr>
+              <w:br/>
+              <w:t xml:space="preserve"/>
+            </w:r>
+            <w:r>
+              <w:rPr>
+                <w:rFonts w:ascii="Arial" w:cs="Arial" w:eastAsia="Arial" w:hAnsi="Arial"/>
+                <w:b/>
+                <w:bCs/>
+                <w:i w:val="false"/>
+                <w:iCs w:val="false"/>
+                <w:color w:val="000000"/>
+                <w:sz w:val="20"/>
+                <w:szCs w:val="20"/>
+              </w:rPr>
+              <w:t xml:space="preserve">Vocabulary: </w:t>
+            </w:r>
+            <w:r>
+              <w:rPr>
+                <w:rFonts w:ascii="Arial" w:cs="Arial" w:eastAsia="Arial" w:hAnsi="Arial"/>
+                <w:b w:val="false"/>
+                <w:bCs w:val="false"/>
+                <w:i w:val="false"/>
+                <w:iCs w:val="false"/>
+                <w:color w:val="000000"/>
+                <w:sz w:val="20"/>
+                <w:szCs w:val="20"/>
+              </w:rPr>
+              <w:t xml:space="preserve">Screen-to-World Conversion, Raycasting, Optimization, Create Player &amp; Ground, Set Up Layers, Add ClickToMove Script</w:t>
+            </w:r>
+            <w:r>
+              <w:rPr>
+                <w:rFonts w:ascii="Arial" w:cs="Arial" w:eastAsia="Arial" w:hAnsi="Arial"/>
+                <w:sz w:val="20"/>
+                <w:szCs w:val="20"/>
+              </w:rPr>
+              <w:br/>
+              <w:t xml:space="preserve"/>
+            </w:r>
+            <w:r>
+              <w:rPr>
+                <w:rFonts w:ascii="Arial" w:cs="Arial" w:eastAsia="Arial" w:hAnsi="Arial"/>
+                <w:sz w:val="20"/>
+                <w:szCs w:val="20"/>
+              </w:rPr>
+              <w:br/>
+              <w:t xml:space="preserve"/>
+            </w:r>
+            <w:r>
+              <w:rPr>
+                <w:rFonts w:ascii="Arial" w:cs="Arial" w:eastAsia="Arial" w:hAnsi="Arial"/>
+                <w:b/>
+                <w:bCs/>
+                <w:i/>
+                <w:iCs/>
+                <w:color w:val="555555"/>
+                <w:sz w:val="20"/>
+                <w:szCs w:val="20"/>
+              </w:rPr>
+              <w:t xml:space="preserve">→ Live Demo — </w:t>
+            </w:r>
+            <w:r>
+              <w:rPr>
+                <w:rFonts w:ascii="Arial" w:cs="Arial" w:eastAsia="Arial" w:hAnsi="Arial"/>
+                <w:b w:val="false"/>
+                <w:bCs w:val="false"/>
+                <w:i/>
+                <w:iCs/>
+                <w:color w:val="555555"/>
+                <w:sz w:val="20"/>
+                <w:szCs w:val="20"/>
+              </w:rPr>
+              <w:t xml:space="preserve">type examples as students follow along in their own editor.</w:t>
+            </w:r>
+            <w:r>
+              <w:rPr>
+                <w:rFonts w:ascii="Arial" w:cs="Arial" w:eastAsia="Arial" w:hAnsi="Arial"/>
+                <w:sz w:val="20"/>
+                <w:szCs w:val="20"/>
+              </w:rPr>
+              <w:br/>
+              <w:t xml:space="preserve"/>
+            </w:r>
+            <w:r>
+              <w:rPr>
+                <w:rFonts w:ascii="Arial" w:cs="Arial" w:eastAsia="Arial" w:hAnsi="Arial"/>
+                <w:b/>
+                <w:bCs/>
+                <w:i/>
+                <w:iCs/>
+                <w:color w:val="555555"/>
+                <w:sz w:val="20"/>
+                <w:szCs w:val="20"/>
+              </w:rPr>
+              <w:t xml:space="preserve">→ Check for Understanding: </w:t>
+            </w:r>
+            <w:r>
+              <w:rPr>
+                <w:rFonts w:ascii="Arial" w:cs="Arial" w:eastAsia="Arial" w:hAnsi="Arial"/>
+                <w:b w:val="false"/>
+                <w:bCs w:val="false"/>
+                <w:i/>
+                <w:iCs/>
+                <w:color w:val="555555"/>
+                <w:sz w:val="20"/>
+                <w:szCs w:val="20"/>
+              </w:rPr>
+              <w:t xml:space="preserve">pause and cold-call: “Can someone explain what we just did in their own words?”</w:t>
             </w:r>
           </w:p>
         </w:tc>
@@ -377,9 +911,9 @@
               <w:right w:val="single" w:color="CCCCCC" w:sz="1"/>
             </w:tcBorders>
             <w:tcMar>
-              <w:top w:type="dxa" w:w="60"/>
+              <w:top w:type="dxa" w:w="80"/>
               <w:left w:type="dxa" w:w="120"/>
-              <w:bottom w:type="dxa" w:w="60"/>
+              <w:bottom w:type="dxa" w:w="80"/>
               <w:right w:type="dxa" w:w="120"/>
             </w:tcMar>
           </w:tcPr>
@@ -406,20 +940,90 @@
               <w:right w:val="single" w:color="CCCCCC" w:sz="1"/>
             </w:tcBorders>
             <w:tcMar>
-              <w:top w:type="dxa" w:w="60"/>
+              <w:top w:type="dxa" w:w="80"/>
               <w:left w:type="dxa" w:w="120"/>
-              <w:bottom w:type="dxa" w:w="60"/>
+              <w:bottom w:type="dxa" w:w="80"/>
               <w:right w:type="dxa" w:w="120"/>
             </w:tcMar>
           </w:tcPr>
           <w:p>
-            <w:r>
-              <w:rPr>
-                <w:rFonts w:ascii="Arial" w:cs="Arial" w:eastAsia="Arial" w:hAnsi="Arial"/>
-                <w:sz w:val="20"/>
-                <w:szCs w:val="20"/>
+            <w:pPr>
+              <w:spacing w:after="80" w:before="80"/>
+            </w:pPr>
+            <w:r>
+              <w:rPr>
+                <w:rFonts w:ascii="Arial" w:cs="Arial" w:eastAsia="Arial" w:hAnsi="Arial"/>
+                <w:b/>
+                <w:bCs/>
+                <w:i w:val="false"/>
+                <w:iCs w:val="false"/>
+                <w:color w:val="000000"/>
+                <w:sz w:val="22"/>
+                <w:szCs w:val="22"/>
               </w:rPr>
               <w:t xml:space="preserve">Guided Practice</w:t>
+            </w:r>
+            <w:r>
+              <w:rPr>
+                <w:rFonts w:ascii="Arial" w:cs="Arial" w:eastAsia="Arial" w:hAnsi="Arial"/>
+                <w:sz w:val="20"/>
+                <w:szCs w:val="20"/>
+              </w:rPr>
+              <w:br/>
+              <w:t xml:space="preserve"/>
+            </w:r>
+            <w:r>
+              <w:rPr>
+                <w:rFonts w:ascii="Arial" w:cs="Arial" w:eastAsia="Arial" w:hAnsi="Arial"/>
+                <w:sz w:val="20"/>
+                <w:szCs w:val="20"/>
+              </w:rPr>
+              <w:br/>
+              <w:t xml:space="preserve"/>
+            </w:r>
+            <w:r>
+              <w:rPr>
+                <w:rFonts w:ascii="Arial" w:cs="Arial" w:eastAsia="Arial" w:hAnsi="Arial"/>
+                <w:b w:val="false"/>
+                <w:bCs w:val="false"/>
+                <w:i w:val="false"/>
+                <w:iCs w:val="false"/>
+                <w:color w:val="000000"/>
+                <w:sz w:val="20"/>
+                <w:szCs w:val="20"/>
+              </w:rPr>
+              <w:t xml:space="preserve">1. Raycast from Mouse (10 min)</w:t>
+            </w:r>
+            <w:r>
+              <w:rPr>
+                <w:rFonts w:ascii="Arial" w:cs="Arial" w:eastAsia="Arial" w:hAnsi="Arial"/>
+                <w:sz w:val="20"/>
+                <w:szCs w:val="20"/>
+              </w:rPr>
+              <w:br/>
+              <w:t xml:space="preserve"/>
+            </w:r>
+            <w:r>
+              <w:rPr>
+                <w:rFonts w:ascii="Arial" w:cs="Arial" w:eastAsia="Arial" w:hAnsi="Arial"/>
+                <w:sz w:val="20"/>
+                <w:szCs w:val="20"/>
+              </w:rPr>
+              <w:br/>
+              <w:t xml:space="preserve"/>
+            </w:r>
+            <w:r>
+              <w:rPr>
+                <w:rFonts w:ascii="Arial" w:cs="Arial" w:eastAsia="Arial" w:hAnsi="Arial"/>
+                <w:b w:val="false"/>
+                <w:bCs w:val="false"/>
+                <w:i/>
+                <w:iCs/>
+                <w:color w:val="555555"/>
+                <w:sz w:val="20"/>
+                <w:szCs w:val="20"/>
+              </w:rPr>
+              <w:t xml:space="preserve">→ Teacher models — students try alongside, then compare results.</w:t>
             </w:r>
           </w:p>
         </w:tc>
@@ -435,9 +1039,9 @@
               <w:right w:val="single" w:color="CCCCCC" w:sz="1"/>
             </w:tcBorders>
             <w:tcMar>
-              <w:top w:type="dxa" w:w="60"/>
+              <w:top w:type="dxa" w:w="80"/>
               <w:left w:type="dxa" w:w="120"/>
-              <w:bottom w:type="dxa" w:w="60"/>
+              <w:bottom w:type="dxa" w:w="80"/>
               <w:right w:type="dxa" w:w="120"/>
             </w:tcMar>
           </w:tcPr>
@@ -450,7 +1054,7 @@
                 <w:sz w:val="20"/>
                 <w:szCs w:val="20"/>
               </w:rPr>
-              <w:t xml:space="preserve">15-20 min</w:t>
+              <w:t xml:space="preserve">15–20 min</w:t>
             </w:r>
           </w:p>
         </w:tc>
@@ -464,20 +1068,81 @@
               <w:right w:val="single" w:color="CCCCCC" w:sz="1"/>
             </w:tcBorders>
             <w:tcMar>
-              <w:top w:type="dxa" w:w="60"/>
+              <w:top w:type="dxa" w:w="80"/>
               <w:left w:type="dxa" w:w="120"/>
-              <w:bottom w:type="dxa" w:w="60"/>
+              <w:bottom w:type="dxa" w:w="80"/>
               <w:right w:type="dxa" w:w="120"/>
             </w:tcMar>
           </w:tcPr>
           <w:p>
-            <w:r>
-              <w:rPr>
-                <w:rFonts w:ascii="Arial" w:cs="Arial" w:eastAsia="Arial" w:hAnsi="Arial"/>
-                <w:sz w:val="20"/>
-                <w:szCs w:val="20"/>
-              </w:rPr>
-              <w:t xml:space="preserve">Independent Practice / Build Time</w:t>
+            <w:pPr>
+              <w:spacing w:after="80" w:before="80"/>
+            </w:pPr>
+            <w:r>
+              <w:rPr>
+                <w:rFonts w:ascii="Arial" w:cs="Arial" w:eastAsia="Arial" w:hAnsi="Arial"/>
+                <w:b/>
+                <w:bCs/>
+                <w:i w:val="false"/>
+                <w:iCs w:val="false"/>
+                <w:color w:val="000000"/>
+                <w:sz w:val="22"/>
+                <w:szCs w:val="22"/>
+              </w:rPr>
+              <w:t xml:space="preserve">Independent Practice / Code Along</w:t>
+            </w:r>
+            <w:r>
+              <w:rPr>
+                <w:rFonts w:ascii="Arial" w:cs="Arial" w:eastAsia="Arial" w:hAnsi="Arial"/>
+                <w:sz w:val="20"/>
+                <w:szCs w:val="20"/>
+              </w:rPr>
+              <w:br/>
+              <w:t xml:space="preserve"/>
+            </w:r>
+            <w:r>
+              <w:rPr>
+                <w:rFonts w:ascii="Arial" w:cs="Arial" w:eastAsia="Arial" w:hAnsi="Arial"/>
+                <w:b w:val="false"/>
+                <w:bCs w:val="false"/>
+                <w:i w:val="false"/>
+                <w:iCs w:val="false"/>
+                <w:color w:val="000000"/>
+                <w:sz w:val="20"/>
+                <w:szCs w:val="20"/>
+              </w:rPr>
+              <w:t xml:space="preserve">    Work through problems from the day's exercise set.</w:t>
+            </w:r>
+            <w:r>
+              <w:rPr>
+                <w:rFonts w:ascii="Arial" w:cs="Arial" w:eastAsia="Arial" w:hAnsi="Arial"/>
+                <w:sz w:val="20"/>
+                <w:szCs w:val="20"/>
+              </w:rPr>
+              <w:br/>
+              <w:t xml:space="preserve"/>
+            </w:r>
+            <w:r>
+              <w:rPr>
+                <w:rFonts w:ascii="Arial" w:cs="Arial" w:eastAsia="Arial" w:hAnsi="Arial"/>
+                <w:sz w:val="20"/>
+                <w:szCs w:val="20"/>
+              </w:rPr>
+              <w:br/>
+              <w:t xml:space="preserve"/>
+            </w:r>
+            <w:r>
+              <w:rPr>
+                <w:rFonts w:ascii="Arial" w:cs="Arial" w:eastAsia="Arial" w:hAnsi="Arial"/>
+                <w:b w:val="false"/>
+                <w:bCs w:val="false"/>
+                <w:i/>
+                <w:iCs/>
+                <w:color w:val="555555"/>
+                <w:sz w:val="20"/>
+                <w:szCs w:val="20"/>
+              </w:rPr>
+              <w:t xml:space="preserve">→ Teacher circulates — offer hints, check for understanding.</w:t>
             </w:r>
           </w:p>
         </w:tc>
@@ -493,9 +1158,9 @@
               <w:right w:val="single" w:color="CCCCCC" w:sz="1"/>
             </w:tcBorders>
             <w:tcMar>
-              <w:top w:type="dxa" w:w="60"/>
+              <w:top w:type="dxa" w:w="80"/>
               <w:left w:type="dxa" w:w="120"/>
-              <w:bottom w:type="dxa" w:w="60"/>
+              <w:bottom w:type="dxa" w:w="80"/>
               <w:right w:type="dxa" w:w="120"/>
             </w:tcMar>
           </w:tcPr>
@@ -522,20 +1187,90 @@
               <w:right w:val="single" w:color="CCCCCC" w:sz="1"/>
             </w:tcBorders>
             <w:tcMar>
-              <w:top w:type="dxa" w:w="60"/>
+              <w:top w:type="dxa" w:w="80"/>
               <w:left w:type="dxa" w:w="120"/>
-              <w:bottom w:type="dxa" w:w="60"/>
+              <w:bottom w:type="dxa" w:w="80"/>
               <w:right w:type="dxa" w:w="120"/>
             </w:tcMar>
           </w:tcPr>
           <w:p>
-            <w:r>
-              <w:rPr>
-                <w:rFonts w:ascii="Arial" w:cs="Arial" w:eastAsia="Arial" w:hAnsi="Arial"/>
-                <w:sz w:val="20"/>
-                <w:szCs w:val="20"/>
+            <w:pPr>
+              <w:spacing w:after="80" w:before="80"/>
+            </w:pPr>
+            <w:r>
+              <w:rPr>
+                <w:rFonts w:ascii="Arial" w:cs="Arial" w:eastAsia="Arial" w:hAnsi="Arial"/>
+                <w:b/>
+                <w:bCs/>
+                <w:i w:val="false"/>
+                <w:iCs w:val="false"/>
+                <w:color w:val="000000"/>
+                <w:sz w:val="22"/>
+                <w:szCs w:val="22"/>
               </w:rPr>
               <w:t xml:space="preserve">Exit Ticket / Wrap-Up</w:t>
+            </w:r>
+            <w:r>
+              <w:rPr>
+                <w:rFonts w:ascii="Arial" w:cs="Arial" w:eastAsia="Arial" w:hAnsi="Arial"/>
+                <w:sz w:val="20"/>
+                <w:szCs w:val="20"/>
+              </w:rPr>
+              <w:br/>
+              <w:t xml:space="preserve"/>
+            </w:r>
+            <w:r>
+              <w:rPr>
+                <w:rFonts w:ascii="Arial" w:cs="Arial" w:eastAsia="Arial" w:hAnsi="Arial"/>
+                <w:sz w:val="20"/>
+                <w:szCs w:val="20"/>
+              </w:rPr>
+              <w:br/>
+              <w:t xml:space="preserve"/>
+            </w:r>
+            <w:r>
+              <w:rPr>
+                <w:rFonts w:ascii="Arial" w:cs="Arial" w:eastAsia="Arial" w:hAnsi="Arial"/>
+                <w:b w:val="false"/>
+                <w:bCs w:val="false"/>
+                <w:i w:val="false"/>
+                <w:iCs w:val="false"/>
+                <w:color w:val="000000"/>
+                <w:sz w:val="20"/>
+                <w:szCs w:val="20"/>
+              </w:rPr>
+              <w:t xml:space="preserve">Quick Check: Convert screen clicks to world positions and use raycasts to detect what the player clicked?</w:t>
+            </w:r>
+            <w:r>
+              <w:rPr>
+                <w:rFonts w:ascii="Arial" w:cs="Arial" w:eastAsia="Arial" w:hAnsi="Arial"/>
+                <w:sz w:val="20"/>
+                <w:szCs w:val="20"/>
+              </w:rPr>
+              <w:br/>
+              <w:t xml:space="preserve"/>
+            </w:r>
+            <w:r>
+              <w:rPr>
+                <w:rFonts w:ascii="Arial" w:cs="Arial" w:eastAsia="Arial" w:hAnsi="Arial"/>
+                <w:sz w:val="20"/>
+                <w:szCs w:val="20"/>
+              </w:rPr>
+              <w:br/>
+              <w:t xml:space="preserve"/>
+            </w:r>
+            <w:r>
+              <w:rPr>
+                <w:rFonts w:ascii="Arial" w:cs="Arial" w:eastAsia="Arial" w:hAnsi="Arial"/>
+                <w:b w:val="false"/>
+                <w:bCs w:val="false"/>
+                <w:i/>
+                <w:iCs/>
+                <w:color w:val="555555"/>
+                <w:sz w:val="20"/>
+                <w:szCs w:val="20"/>
+              </w:rPr>
+              <w:t xml:space="preserve">→ 3–2–1: Name 3 things learned, 2 new vocab words, 1 question you still have.</w:t>
             </w:r>
           </w:p>
         </w:tc>

--- a/Video Game Design - year/Unit 4 - Player Controls & Input/Daily Lesson Plans/Word/Day 10.docx
+++ b/Video Game Design - year/Unit 4 - Player Controls & Input/Daily Lesson Plans/Word/Day 10.docx
@@ -380,7 +380,7 @@
                 <w:sz w:val="20"/>
                 <w:szCs w:val="20"/>
               </w:rPr>
-              <w:t xml:space="preserve">    In your own words: Convert screen clicks to world positions and use raycasts to detect what the player clicked?</w:t>
+              <w:t xml:space="preserve">    Why would a program need to convert screen clicks to world positions and use raycasts to detect what the player clicked? Can you think of a real-world example?</w:t>
             </w:r>
             <w:r>
               <w:rPr>
@@ -477,7 +477,7 @@
                 <w:sz w:val="20"/>
                 <w:szCs w:val="20"/>
               </w:rPr>
-              <w:t xml:space="preserve">Today's Goal: By the end of class you will be able to convert screen clicks to world positions and use raycasts to detect what the player clicked.</w:t>
+              <w:t xml:space="preserve">Today’s Goal: By the end of class you will be able to convert screen clicks to world positions and use raycasts to detect what the player clicked.</w:t>
             </w:r>
             <w:r>
               <w:rPr>
@@ -1239,7 +1239,7 @@
                 <w:sz w:val="20"/>
                 <w:szCs w:val="20"/>
               </w:rPr>
-              <w:t xml:space="preserve">Quick Check: Convert screen clicks to world positions and use raycasts to detect what the player clicked?</w:t>
+              <w:t xml:space="preserve">Describe the process to convert screen clicks to world positions and use raycasts to detect what the player clicked. What's the trickiest part?</w:t>
             </w:r>
             <w:r>
               <w:rPr>

--- a/Video Game Design - year/Unit 4 - Player Controls & Input/Daily Lesson Plans/Word/Day 10.docx
+++ b/Video Game Design - year/Unit 4 - Player Controls & Input/Daily Lesson Plans/Word/Day 10.docx
@@ -446,7 +446,7 @@
                 <w:sz w:val="20"/>
                 <w:szCs w:val="20"/>
               </w:rPr>
-              <w:t xml:space="preserve">    • Screen-to-World Conversion   •   Raycasting   •   Optimization   •   Create Player &amp; Ground   •   Set Up Layers   •   Add ClickToMove Script</w:t>
+              <w:t xml:space="preserve">    • Screen-to-World Conversion   •   Raycasting   •   Optimization</w:t>
             </w:r>
             <w:r>
               <w:rPr>
@@ -728,7 +728,7 @@
                 <w:sz w:val="20"/>
                 <w:szCs w:val="20"/>
               </w:rPr>
-              <w:t xml:space="preserve">    • Click-to-move games (*Diablo, StarCraft*)</w:t>
+              <w:t xml:space="preserve">    • Get mouse position in screen space: Input.mousePosition</w:t>
             </w:r>
             <w:r>
               <w:rPr>
@@ -750,7 +750,7 @@
                 <w:sz w:val="20"/>
                 <w:szCs w:val="20"/>
               </w:rPr>
-              <w:t xml:space="preserve">    • Weapon aiming</w:t>
+              <w:t xml:space="preserve">    • Convert to world ray: Camera.main.ScreenPointToRay(mousePos)</w:t>
             </w:r>
             <w:r>
               <w:rPr>
@@ -772,6 +772,94 @@
                 <w:sz w:val="20"/>
                 <w:szCs w:val="20"/>
               </w:rPr>
+              <w:t xml:space="preserve">    • Raycast into world: Physics.Raycast(ray, out hit)</w:t>
+            </w:r>
+            <w:r>
+              <w:rPr>
+                <w:rFonts w:ascii="Arial" w:cs="Arial" w:eastAsia="Arial" w:hAnsi="Arial"/>
+                <w:sz w:val="20"/>
+                <w:szCs w:val="20"/>
+              </w:rPr>
+              <w:br/>
+              <w:t xml:space="preserve"/>
+            </w:r>
+            <w:r>
+              <w:rPr>
+                <w:rFonts w:ascii="Arial" w:cs="Arial" w:eastAsia="Arial" w:hAnsi="Arial"/>
+                <w:b w:val="false"/>
+                <w:bCs w:val="false"/>
+                <w:i w:val="false"/>
+                <w:iCs w:val="false"/>
+                <w:color w:val="000000"/>
+                <w:sz w:val="20"/>
+                <w:szCs w:val="20"/>
+              </w:rPr>
+              <w:t xml:space="preserve">    • Get hit position: hit.point</w:t>
+            </w:r>
+            <w:r>
+              <w:rPr>
+                <w:rFonts w:ascii="Arial" w:cs="Arial" w:eastAsia="Arial" w:hAnsi="Arial"/>
+                <w:sz w:val="20"/>
+                <w:szCs w:val="20"/>
+              </w:rPr>
+              <w:br/>
+              <w:t xml:space="preserve"/>
+            </w:r>
+            <w:r>
+              <w:rPr>
+                <w:rFonts w:ascii="Arial" w:cs="Arial" w:eastAsia="Arial" w:hAnsi="Arial"/>
+                <w:b w:val="false"/>
+                <w:bCs w:val="false"/>
+                <w:i w:val="false"/>
+                <w:iCs w:val="false"/>
+                <w:color w:val="000000"/>
+                <w:sz w:val="20"/>
+                <w:szCs w:val="20"/>
+              </w:rPr>
+              <w:t xml:space="preserve">    • Click-to-move games (*Diablo, StarCraft*)</w:t>
+            </w:r>
+            <w:r>
+              <w:rPr>
+                <w:rFonts w:ascii="Arial" w:cs="Arial" w:eastAsia="Arial" w:hAnsi="Arial"/>
+                <w:sz w:val="20"/>
+                <w:szCs w:val="20"/>
+              </w:rPr>
+              <w:br/>
+              <w:t xml:space="preserve"/>
+            </w:r>
+            <w:r>
+              <w:rPr>
+                <w:rFonts w:ascii="Arial" w:cs="Arial" w:eastAsia="Arial" w:hAnsi="Arial"/>
+                <w:b w:val="false"/>
+                <w:bCs w:val="false"/>
+                <w:i w:val="false"/>
+                <w:iCs w:val="false"/>
+                <w:color w:val="000000"/>
+                <w:sz w:val="20"/>
+                <w:szCs w:val="20"/>
+              </w:rPr>
+              <w:t xml:space="preserve">    • Weapon aiming</w:t>
+            </w:r>
+            <w:r>
+              <w:rPr>
+                <w:rFonts w:ascii="Arial" w:cs="Arial" w:eastAsia="Arial" w:hAnsi="Arial"/>
+                <w:sz w:val="20"/>
+                <w:szCs w:val="20"/>
+              </w:rPr>
+              <w:br/>
+              <w:t xml:space="preserve"/>
+            </w:r>
+            <w:r>
+              <w:rPr>
+                <w:rFonts w:ascii="Arial" w:cs="Arial" w:eastAsia="Arial" w:hAnsi="Arial"/>
+                <w:b w:val="false"/>
+                <w:bCs w:val="false"/>
+                <w:i w:val="false"/>
+                <w:iCs w:val="false"/>
+                <w:color w:val="000000"/>
+                <w:sz w:val="20"/>
+                <w:szCs w:val="20"/>
+              </w:rPr>
               <w:t xml:space="preserve">    • UI raycasting</w:t>
             </w:r>
             <w:r>
@@ -816,7 +904,7 @@
                 <w:sz w:val="20"/>
                 <w:szCs w:val="20"/>
               </w:rPr>
-              <w:t xml:space="preserve">Screen-to-World Conversion, Raycasting, Optimization, Create Player &amp; Ground, Set Up Layers, Add ClickToMove Script</w:t>
+              <w:t xml:space="preserve">Screen-to-World Conversion, Raycasting, Optimization</w:t>
             </w:r>
             <w:r>
               <w:rPr>
@@ -1103,6 +1191,19 @@
             <w:r>
               <w:rPr>
                 <w:rFonts w:ascii="Arial" w:cs="Arial" w:eastAsia="Arial" w:hAnsi="Arial"/>
+                <w:b/>
+                <w:bCs/>
+                <w:i w:val="false"/>
+                <w:iCs w:val="false"/>
+                <w:color w:val="000000"/>
+                <w:sz w:val="20"/>
+                <w:szCs w:val="20"/>
+              </w:rPr>
+              <w:t xml:space="preserve">    Beginner: </w:t>
+            </w:r>
+            <w:r>
+              <w:rPr>
+                <w:rFonts w:ascii="Arial" w:cs="Arial" w:eastAsia="Arial" w:hAnsi="Arial"/>
                 <w:b w:val="false"/>
                 <w:bCs w:val="false"/>
                 <w:i w:val="false"/>
@@ -1111,7 +1212,77 @@
                 <w:sz w:val="20"/>
                 <w:szCs w:val="20"/>
               </w:rPr>
-              <w:t xml:space="preserve">    Work through problems from the day's exercise set.</w:t>
+              <w:t xml:space="preserve">On left-click, raycast and log the hit object name and position. Only raycast to objects on the "Ground" layer.</w:t>
+            </w:r>
+            <w:r>
+              <w:rPr>
+                <w:rFonts w:ascii="Arial" w:cs="Arial" w:eastAsia="Arial" w:hAnsi="Arial"/>
+                <w:sz w:val="20"/>
+                <w:szCs w:val="20"/>
+              </w:rPr>
+              <w:br/>
+              <w:t xml:space="preserve"/>
+            </w:r>
+            <w:r>
+              <w:rPr>
+                <w:rFonts w:ascii="Arial" w:cs="Arial" w:eastAsia="Arial" w:hAnsi="Arial"/>
+                <w:b/>
+                <w:bCs/>
+                <w:i w:val="false"/>
+                <w:iCs w:val="false"/>
+                <w:color w:val="000000"/>
+                <w:sz w:val="20"/>
+                <w:szCs w:val="20"/>
+              </w:rPr>
+              <w:t xml:space="preserve">    Intermediate: </w:t>
+            </w:r>
+            <w:r>
+              <w:rPr>
+                <w:rFonts w:ascii="Arial" w:cs="Arial" w:eastAsia="Arial" w:hAnsi="Arial"/>
+                <w:b w:val="false"/>
+                <w:bCs w:val="false"/>
+                <w:i w:val="false"/>
+                <w:iCs w:val="false"/>
+                <w:color w:val="000000"/>
+                <w:sz w:val="20"/>
+                <w:szCs w:val="20"/>
+              </w:rPr>
+              <w:t xml:space="preserve">Create a targeting system: right-click on an enemy to select it, then left-click on the ground to move while facing the selected enemy.…</w:t>
+            </w:r>
+            <w:r>
+              <w:rPr>
+                <w:rFonts w:ascii="Arial" w:cs="Arial" w:eastAsia="Arial" w:hAnsi="Arial"/>
+                <w:sz w:val="20"/>
+                <w:szCs w:val="20"/>
+              </w:rPr>
+              <w:br/>
+              <w:t xml:space="preserve"/>
+            </w:r>
+            <w:r>
+              <w:rPr>
+                <w:rFonts w:ascii="Arial" w:cs="Arial" w:eastAsia="Arial" w:hAnsi="Arial"/>
+                <w:b/>
+                <w:bCs/>
+                <w:i w:val="false"/>
+                <w:iCs w:val="false"/>
+                <w:color w:val="000000"/>
+                <w:sz w:val="20"/>
+                <w:szCs w:val="20"/>
+              </w:rPr>
+              <w:t xml:space="preserve">    Challenge: </w:t>
+            </w:r>
+            <w:r>
+              <w:rPr>
+                <w:rFonts w:ascii="Arial" w:cs="Arial" w:eastAsia="Arial" w:hAnsi="Arial"/>
+                <w:b w:val="false"/>
+                <w:bCs w:val="false"/>
+                <w:i w:val="false"/>
+                <w:iCs w:val="false"/>
+                <w:color w:val="000000"/>
+                <w:sz w:val="20"/>
+                <w:szCs w:val="20"/>
+              </w:rPr>
+              <w:t xml:space="preserve">Implement pathfinding waypoints: left-click multiple times to queue up movement points. The player visits each point in order. (Hint: Use a…</w:t>
             </w:r>
             <w:r>
               <w:rPr>
@@ -1455,188 +1626,6 @@
           <w:szCs w:val="20"/>
         </w:rPr>
         <w:t xml:space="preserve">Optimization: Raycasts are fast but can be slow if done every frame on large scenes. Use layer masks to limit what can be hit.</w:t>
-      </w:r>
-    </w:p>
-    <w:p>
-      <w:pPr>
-        <w:spacing w:after="60"/>
-      </w:pPr>
-      <w:r>
-        <w:rPr>
-          <w:rFonts w:ascii="Arial" w:cs="Arial" w:eastAsia="Arial" w:hAnsi="Arial"/>
-          <w:sz w:val="20"/>
-          <w:szCs w:val="20"/>
-        </w:rPr>
-        <w:t xml:space="preserve">1. Create Player &amp; Ground</w:t>
-      </w:r>
-    </w:p>
-    <w:p>
-      <w:pPr>
-        <w:spacing w:after="60"/>
-      </w:pPr>
-      <w:r>
-        <w:rPr>
-          <w:rFonts w:ascii="Arial" w:cs="Arial" w:eastAsia="Arial" w:hAnsi="Arial"/>
-          <w:sz w:val="20"/>
-          <w:szCs w:val="20"/>
-        </w:rPr>
-        <w:t xml:space="preserve">- Capsule (Player) at (0, 1, 0)</w:t>
-      </w:r>
-    </w:p>
-    <w:p>
-      <w:pPr>
-        <w:spacing w:after="60"/>
-      </w:pPr>
-      <w:r>
-        <w:rPr>
-          <w:rFonts w:ascii="Arial" w:cs="Arial" w:eastAsia="Arial" w:hAnsi="Arial"/>
-          <w:sz w:val="20"/>
-          <w:szCs w:val="20"/>
-        </w:rPr>
-        <w:t xml:space="preserve">- Plane (Ground) at (0, 0, 0), scaled to (20, 1, 20)</w:t>
-      </w:r>
-    </w:p>
-    <w:p>
-      <w:pPr>
-        <w:spacing w:after="60"/>
-      </w:pPr>
-      <w:r>
-        <w:rPr>
-          <w:rFonts w:ascii="Arial" w:cs="Arial" w:eastAsia="Arial" w:hAnsi="Arial"/>
-          <w:sz w:val="20"/>
-          <w:szCs w:val="20"/>
-        </w:rPr>
-        <w:t xml:space="preserve">2. Set Up Layers</w:t>
-      </w:r>
-    </w:p>
-    <w:p>
-      <w:pPr>
-        <w:spacing w:after="60"/>
-      </w:pPr>
-      <w:r>
-        <w:rPr>
-          <w:rFonts w:ascii="Arial" w:cs="Arial" w:eastAsia="Arial" w:hAnsi="Arial"/>
-          <w:sz w:val="20"/>
-          <w:szCs w:val="20"/>
-        </w:rPr>
-        <w:t xml:space="preserve">- Ground: Inspector → Layer → Add "Ground"</w:t>
-      </w:r>
-    </w:p>
-    <w:p>
-      <w:pPr>
-        <w:spacing w:after="60"/>
-      </w:pPr>
-      <w:r>
-        <w:rPr>
-          <w:rFonts w:ascii="Arial" w:cs="Arial" w:eastAsia="Arial" w:hAnsi="Arial"/>
-          <w:sz w:val="20"/>
-          <w:szCs w:val="20"/>
-        </w:rPr>
-        <w:t xml:space="preserve">- Assign Ground plane to "Ground" layer</w:t>
-      </w:r>
-    </w:p>
-    <w:p>
-      <w:pPr>
-        <w:spacing w:after="60"/>
-      </w:pPr>
-      <w:r>
-        <w:rPr>
-          <w:rFonts w:ascii="Arial" w:cs="Arial" w:eastAsia="Arial" w:hAnsi="Arial"/>
-          <w:sz w:val="20"/>
-          <w:szCs w:val="20"/>
-        </w:rPr>
-        <w:t xml:space="preserve">3. Add ClickToMove Script</w:t>
-      </w:r>
-    </w:p>
-    <w:p>
-      <w:pPr>
-        <w:spacing w:after="60"/>
-      </w:pPr>
-      <w:r>
-        <w:rPr>
-          <w:rFonts w:ascii="Arial" w:cs="Arial" w:eastAsia="Arial" w:hAnsi="Arial"/>
-          <w:sz w:val="20"/>
-          <w:szCs w:val="20"/>
-        </w:rPr>
-        <w:t xml:space="preserve">- Create C# script → "ClickToMove"</w:t>
-      </w:r>
-    </w:p>
-    <w:p>
-      <w:pPr>
-        <w:spacing w:after="60"/>
-      </w:pPr>
-      <w:r>
-        <w:rPr>
-          <w:rFonts w:ascii="Arial" w:cs="Arial" w:eastAsia="Arial" w:hAnsi="Arial"/>
-          <w:sz w:val="20"/>
-          <w:szCs w:val="20"/>
-        </w:rPr>
-        <w:t xml:space="preserve">- Attach to Player</w:t>
-      </w:r>
-    </w:p>
-    <w:p>
-      <w:pPr>
-        <w:spacing w:after="60"/>
-      </w:pPr>
-      <w:r>
-        <w:rPr>
-          <w:rFonts w:ascii="Arial" w:cs="Arial" w:eastAsia="Arial" w:hAnsi="Arial"/>
-          <w:sz w:val="20"/>
-          <w:szCs w:val="20"/>
-        </w:rPr>
-        <w:t xml:space="preserve">- In Inspector, set groundLayer to "Ground"</w:t>
-      </w:r>
-    </w:p>
-    <w:p>
-      <w:pPr>
-        <w:spacing w:after="60"/>
-      </w:pPr>
-      <w:r>
-        <w:rPr>
-          <w:rFonts w:ascii="Arial" w:cs="Arial" w:eastAsia="Arial" w:hAnsi="Arial"/>
-          <w:sz w:val="20"/>
-          <w:szCs w:val="20"/>
-        </w:rPr>
-        <w:t xml:space="preserve">4. Test</w:t>
-      </w:r>
-    </w:p>
-    <w:p>
-      <w:pPr>
-        <w:spacing w:after="60"/>
-      </w:pPr>
-      <w:r>
-        <w:rPr>
-          <w:rFonts w:ascii="Arial" w:cs="Arial" w:eastAsia="Arial" w:hAnsi="Arial"/>
-          <w:sz w:val="20"/>
-          <w:szCs w:val="20"/>
-        </w:rPr>
-        <w:t xml:space="preserve">- Press Play</w:t>
-      </w:r>
-    </w:p>
-    <w:p>
-      <w:pPr>
-        <w:spacing w:after="60"/>
-      </w:pPr>
-      <w:r>
-        <w:rPr>
-          <w:rFonts w:ascii="Arial" w:cs="Arial" w:eastAsia="Arial" w:hAnsi="Arial"/>
-          <w:sz w:val="20"/>
-          <w:szCs w:val="20"/>
-        </w:rPr>
-        <w:t xml:space="preserve">- Click on the ground</w:t>
-      </w:r>
-    </w:p>
-    <w:p>
-      <w:pPr>
-        <w:spacing w:after="60"/>
-      </w:pPr>
-      <w:r>
-        <w:rPr>
-          <w:rFonts w:ascii="Arial" w:cs="Arial" w:eastAsia="Arial" w:hAnsi="Arial"/>
-          <w:sz w:val="20"/>
-          <w:szCs w:val="20"/>
-        </w:rPr>
-        <w:t xml:space="preserve">- Player should move to click point</w:t>
       </w:r>
     </w:p>
     <w:p>
@@ -3278,6 +3267,94 @@
       <w:pPr>
         <w:spacing w:after="160"/>
       </w:pPr>
+    </w:p>
+    <w:p>
+      <w:pPr>
+        <w:pBdr>
+          <w:bottom w:val="single" w:color="5B2D8E" w:sz="4" w:space="4"/>
+        </w:pBdr>
+        <w:spacing w:after="100" w:before="120"/>
+      </w:pPr>
+      <w:r>
+        <w:rPr>
+          <w:rFonts w:ascii="Arial" w:cs="Arial" w:eastAsia="Arial" w:hAnsi="Arial"/>
+          <w:b/>
+          <w:bCs/>
+          <w:color w:val="5B2D8E"/>
+          <w:sz w:val="24"/>
+          <w:szCs w:val="24"/>
+        </w:rPr>
+        <w:t xml:space="preserve">Practice Problems</w:t>
+      </w:r>
+    </w:p>
+    <w:p>
+      <w:pPr>
+        <w:spacing w:after="80"/>
+      </w:pPr>
+      <w:r>
+        <w:rPr>
+          <w:rFonts w:ascii="Arial" w:cs="Arial" w:eastAsia="Arial" w:hAnsi="Arial"/>
+          <w:b/>
+          <w:bCs/>
+          <w:sz w:val="20"/>
+          <w:szCs w:val="20"/>
+        </w:rPr>
+        <w:t xml:space="preserve">Problem 1: </w:t>
+      </w:r>
+      <w:r>
+        <w:rPr>
+          <w:rFonts w:ascii="Arial" w:cs="Arial" w:eastAsia="Arial" w:hAnsi="Arial"/>
+          <w:sz w:val="20"/>
+          <w:szCs w:val="20"/>
+        </w:rPr>
+        <w:t xml:space="preserve">Beginner:  On left-click, raycast and log the hit object name and position. Only raycast to objects on the "Ground" layer.</w:t>
+      </w:r>
+    </w:p>
+    <w:p>
+      <w:pPr>
+        <w:spacing w:after="80"/>
+      </w:pPr>
+      <w:r>
+        <w:rPr>
+          <w:rFonts w:ascii="Arial" w:cs="Arial" w:eastAsia="Arial" w:hAnsi="Arial"/>
+          <w:b/>
+          <w:bCs/>
+          <w:sz w:val="20"/>
+          <w:szCs w:val="20"/>
+        </w:rPr>
+        <w:t xml:space="preserve">Problem 2: </w:t>
+      </w:r>
+      <w:r>
+        <w:rPr>
+          <w:rFonts w:ascii="Arial" w:cs="Arial" w:eastAsia="Arial" w:hAnsi="Arial"/>
+          <w:sz w:val="20"/>
+          <w:szCs w:val="20"/>
+        </w:rPr>
+        <w:t xml:space="preserve">Intermediate:  Create a targeting system: right-click on an enemy to select it, then left-click on the ground to move while facing the selected enemy.</w:t>
+      </w:r>
+    </w:p>
+    <w:p>
+      <w:pPr>
+        <w:spacing w:after="80"/>
+      </w:pPr>
+      <w:r>
+        <w:rPr>
+          <w:rFonts w:ascii="Arial" w:cs="Arial" w:eastAsia="Arial" w:hAnsi="Arial"/>
+          <w:b/>
+          <w:bCs/>
+          <w:sz w:val="20"/>
+          <w:szCs w:val="20"/>
+        </w:rPr>
+        <w:t xml:space="preserve">Problem 3: </w:t>
+      </w:r>
+      <w:r>
+        <w:rPr>
+          <w:rFonts w:ascii="Arial" w:cs="Arial" w:eastAsia="Arial" w:hAnsi="Arial"/>
+          <w:sz w:val="20"/>
+          <w:szCs w:val="20"/>
+        </w:rPr>
+        <w:t xml:space="preserve">Challenge:  Implement pathfinding waypoints: left-click multiple times to queue up movement points. The player visits each point in order. (Hint: Use a Queue to store waypoints.)</w:t>
+      </w:r>
     </w:p>
     <w:p>
       <w:pPr>
